--- a/docs/ФИТЭРА_SNAX_Программный_контракт_для_руководителя_v3.0-exec.docx
+++ b/docs/ФИТЭРА_SNAX_Программный_контракт_для_руководителя_v3.0-exec.docx
@@ -295,7 +295,7 @@
                 <w:color w:val="202124"/>
                 <w:sz w:val="21"/>
               </w:rPr>
-              <w:t>Дать собственнику и руководителям одну страницу решений: что получит бизнес, как устроена система без жаргона, какие сроки подтверждаем и что нужно от заказчика. После подписи этот лист становится входом ворот G0. Полная техническая редакция — PROJECT_CONTRACT.md, календарь — SCHEDULE.md.</w:t>
+              <w:t>Дать собственнику и руководителям одну страницу решений: что получит бизнес, как устроена система без жаргона, какие сроки подтверждаем и что нужно от заказчика. После подписи этот лист становится входом ворот G0. Детальный технический контракт — PROJECT_CONTRACT_TECH.md. Календарь — SCHEDULE.md.</w:t>
             </w:r>
           </w:p>
         </w:tc>
@@ -4873,14 +4873,15 @@
     <w:pPr>
       <w:keepNext/>
       <w:keepLines/>
-      <w:spacing w:before="200" w:after="0"/>
+      <w:spacing w:before="160" w:after="60"/>
       <w:outlineLvl w:val="2"/>
     </w:pPr>
     <w:rPr>
-      <w:rFonts w:asciiTheme="majorHAnsi" w:eastAsiaTheme="majorEastAsia" w:hAnsiTheme="majorHAnsi" w:cstheme="majorBidi"/>
+      <w:rFonts w:asciiTheme="majorHAnsi" w:eastAsiaTheme="majorEastAsia" w:hAnsiTheme="majorHAnsi" w:cstheme="majorBidi" w:ascii="Aptos" w:hAnsi="Aptos" w:cs="Arial" w:eastAsia="Arial"/>
       <w:b/>
       <w:bCs/>
-      <w:color w:val="4F81BD" w:themeColor="accent1"/>
+      <w:color w:val="17365D"/>
+      <w:sz w:val="23"/>
     </w:rPr>
   </w:style>
   <w:style w:type="paragraph" w:styleId="Heading4">
